--- a/docx/07-leer-y-entender/07-leer-y-entender.docx
+++ b/docx/07-leer-y-entender/07-leer-y-entender.docx
@@ -628,7 +628,7 @@
     </w:p>
     <w:bookmarkEnd w:id="16"/>
     <w:bookmarkEnd w:id="17"/>
-    <w:bookmarkStart w:id="24" w:name="leer-no-es-ojear"/>
+    <w:bookmarkStart w:id="27" w:name="leer-no-es-ojear"/>
     <w:p>
       <w:pPr>
         <w:pStyle w:val="Heading1"/>
@@ -743,7 +743,7 @@
       </w:r>
     </w:p>
     <w:bookmarkEnd w:id="18"/>
-    <w:bookmarkStart w:id="19" w:name="lo-que-hay-que-saber"/>
+    <w:bookmarkStart w:id="22" w:name="lo-que-hay-que-saber"/>
     <w:p>
       <w:pPr>
         <w:pStyle w:val="Heading2"/>
@@ -1009,19 +1009,61 @@
     </w:p>
     <w:p>
       <w:pPr>
-        <w:pStyle w:val="BodyText"/>
-      </w:pPr>
-    </w:p>
-    <w:p>
-      <w:pPr>
-        <w:pStyle w:val="BodyText"/>
+        <w:pStyle w:val="CaptionedFigure"/>
+      </w:pPr>
+      <w:r>
+        <w:drawing>
+          <wp:inline>
+            <wp:extent cx="5334000" cy="2345747"/>
+            <wp:effectExtent b="0" l="0" r="0" t="0"/>
+            <wp:docPr descr="El ojeador y el lector" title="" id="20" name="Picture"/>
+            <a:graphic>
+              <a:graphicData uri="http://schemas.openxmlformats.org/drawingml/2006/picture">
+                <pic:pic>
+                  <pic:nvPicPr>
+                    <pic:cNvPr descr="public/img/07-leer-y-entender/01-ojear-vs-leer.png" id="21" name="Picture"/>
+                    <pic:cNvPicPr>
+                      <a:picLocks noChangeArrowheads="1" noChangeAspect="1"/>
+                    </pic:cNvPicPr>
+                  </pic:nvPicPr>
+                  <pic:blipFill>
+                    <a:blip r:embed="rId19"/>
+                    <a:stretch>
+                      <a:fillRect/>
+                    </a:stretch>
+                  </pic:blipFill>
+                  <pic:spPr bwMode="auto">
+                    <a:xfrm>
+                      <a:off x="0" y="0"/>
+                      <a:ext cx="5334000" cy="2345747"/>
+                    </a:xfrm>
+                    <a:prstGeom prst="rect">
+                      <a:avLst/>
+                    </a:prstGeom>
+                    <a:noFill/>
+                    <a:ln w="9525">
+                      <a:noFill/>
+                      <a:headEnd/>
+                      <a:tailEnd/>
+                    </a:ln>
+                  </pic:spPr>
+                </pic:pic>
+              </a:graphicData>
+            </a:graphic>
+          </wp:inline>
+        </w:drawing>
+      </w:r>
+    </w:p>
+    <w:p>
+      <w:pPr>
+        <w:pStyle w:val="ImageCaption"/>
       </w:pPr>
       <w:r>
         <w:t xml:space="preserve">El ojeador y el lector</w:t>
       </w:r>
     </w:p>
-    <w:bookmarkEnd w:id="19"/>
-    <w:bookmarkStart w:id="20" w:name="a-por-ellos"/>
+    <w:bookmarkEnd w:id="22"/>
+    <w:bookmarkStart w:id="23" w:name="a-por-ellos"/>
     <w:p>
       <w:pPr>
         <w:pStyle w:val="Heading2"/>
@@ -1214,8 +1256,8 @@
         </w:pict>
       </w:r>
     </w:p>
-    <w:bookmarkEnd w:id="20"/>
-    <w:bookmarkStart w:id="21" w:name="mini-dinámica-el-test-en-parejas-5-min"/>
+    <w:bookmarkEnd w:id="23"/>
+    <w:bookmarkStart w:id="24" w:name="mini-dinámica-el-test-en-parejas-5-min"/>
     <w:p>
       <w:pPr>
         <w:pStyle w:val="Heading2"/>
@@ -1248,8 +1290,8 @@
         </w:pict>
       </w:r>
     </w:p>
-    <w:bookmarkEnd w:id="21"/>
-    <w:bookmarkStart w:id="23" w:name="para-el-profe-soluciones-y-pistas"/>
+    <w:bookmarkEnd w:id="24"/>
+    <w:bookmarkStart w:id="26" w:name="para-el-profe-soluciones-y-pistas"/>
     <w:p>
       <w:pPr>
         <w:pStyle w:val="Heading2"/>
@@ -1311,7 +1353,7 @@
       <w:r>
         <w:t xml:space="preserve"> </w:t>
       </w:r>
-      <w:hyperlink r:id="rId22">
+      <w:hyperlink r:id="rId25">
         <w:r>
           <w:rPr>
             <w:rStyle w:val="Hyperlink"/>
@@ -1338,7 +1380,7 @@
       <w:r>
         <w:t xml:space="preserve"> </w:t>
       </w:r>
-      <w:hyperlink r:id="rId22">
+      <w:hyperlink r:id="rId25">
         <w:r>
           <w:rPr>
             <w:rStyle w:val="Hyperlink"/>
@@ -1374,9 +1416,9 @@
         </w:r>
       </w:hyperlink>
     </w:p>
-    <w:bookmarkEnd w:id="23"/>
-    <w:bookmarkEnd w:id="24"/>
-    <w:bookmarkStart w:id="30" w:name="el-método-leer-antes-de-subrayar"/>
+    <w:bookmarkEnd w:id="26"/>
+    <w:bookmarkEnd w:id="27"/>
+    <w:bookmarkStart w:id="36" w:name="el-método-leer-antes-de-subrayar"/>
     <w:p>
       <w:pPr>
         <w:pStyle w:val="Heading1"/>
@@ -1440,7 +1482,7 @@
         </w:pict>
       </w:r>
     </w:p>
-    <w:bookmarkStart w:id="25" w:name="en-corto-1"/>
+    <w:bookmarkStart w:id="28" w:name="en-corto-1"/>
     <w:p>
       <w:pPr>
         <w:pStyle w:val="Heading2"/>
@@ -1477,8 +1519,8 @@
         </w:pict>
       </w:r>
     </w:p>
-    <w:bookmarkEnd w:id="25"/>
-    <w:bookmarkStart w:id="26" w:name="lo-que-hay-que-saber-1"/>
+    <w:bookmarkEnd w:id="28"/>
+    <w:bookmarkStart w:id="32" w:name="lo-que-hay-que-saber-1"/>
     <w:p>
       <w:pPr>
         <w:pStyle w:val="Heading2"/>
@@ -1900,19 +1942,61 @@
     </w:p>
     <w:p>
       <w:pPr>
-        <w:pStyle w:val="BodyText"/>
-      </w:pPr>
-    </w:p>
-    <w:p>
-      <w:pPr>
-        <w:pStyle w:val="BodyText"/>
+        <w:pStyle w:val="CaptionedFigure"/>
+      </w:pPr>
+      <w:r>
+        <w:drawing>
+          <wp:inline>
+            <wp:extent cx="5334000" cy="2000250"/>
+            <wp:effectExtent b="0" l="0" r="0" t="0"/>
+            <wp:docPr descr="Los 4 pasos de la primera lectura" title="" id="30" name="Picture"/>
+            <a:graphic>
+              <a:graphicData uri="http://schemas.openxmlformats.org/drawingml/2006/picture">
+                <pic:pic>
+                  <pic:nvPicPr>
+                    <pic:cNvPr descr="public/img/07-leer-y-entender/02-metodo-4-pasos.png" id="31" name="Picture"/>
+                    <pic:cNvPicPr>
+                      <a:picLocks noChangeArrowheads="1" noChangeAspect="1"/>
+                    </pic:cNvPicPr>
+                  </pic:nvPicPr>
+                  <pic:blipFill>
+                    <a:blip r:embed="rId29"/>
+                    <a:stretch>
+                      <a:fillRect/>
+                    </a:stretch>
+                  </pic:blipFill>
+                  <pic:spPr bwMode="auto">
+                    <a:xfrm>
+                      <a:off x="0" y="0"/>
+                      <a:ext cx="5334000" cy="2000250"/>
+                    </a:xfrm>
+                    <a:prstGeom prst="rect">
+                      <a:avLst/>
+                    </a:prstGeom>
+                    <a:noFill/>
+                    <a:ln w="9525">
+                      <a:noFill/>
+                      <a:headEnd/>
+                      <a:tailEnd/>
+                    </a:ln>
+                  </pic:spPr>
+                </pic:pic>
+              </a:graphicData>
+            </a:graphic>
+          </wp:inline>
+        </w:drawing>
+      </w:r>
+    </w:p>
+    <w:p>
+      <w:pPr>
+        <w:pStyle w:val="ImageCaption"/>
       </w:pPr>
       <w:r>
         <w:t xml:space="preserve">Los 4 pasos de la primera lectura</w:t>
       </w:r>
     </w:p>
-    <w:bookmarkEnd w:id="26"/>
-    <w:bookmarkStart w:id="27" w:name="a-por-ellos-1"/>
+    <w:bookmarkEnd w:id="32"/>
+    <w:bookmarkStart w:id="33" w:name="a-por-ellos-1"/>
     <w:p>
       <w:pPr>
         <w:pStyle w:val="Heading2"/>
@@ -2163,8 +2247,8 @@
         </w:pict>
       </w:r>
     </w:p>
-    <w:bookmarkEnd w:id="27"/>
-    <w:bookmarkStart w:id="28" w:name="X33d92d812a7b1d678fb8cdcfe1e8a541fbd44c1"/>
+    <w:bookmarkEnd w:id="33"/>
+    <w:bookmarkStart w:id="34" w:name="X33d92d812a7b1d678fb8cdcfe1e8a541fbd44c1"/>
     <w:p>
       <w:pPr>
         <w:pStyle w:val="Heading2"/>
@@ -2188,8 +2272,8 @@
         </w:pict>
       </w:r>
     </w:p>
-    <w:bookmarkEnd w:id="28"/>
-    <w:bookmarkStart w:id="29" w:name="para-el-profe-soluciones-y-pistas-1"/>
+    <w:bookmarkEnd w:id="34"/>
+    <w:bookmarkStart w:id="35" w:name="para-el-profe-soluciones-y-pistas-1"/>
     <w:p>
       <w:pPr>
         <w:pStyle w:val="Heading2"/>
@@ -2251,7 +2335,7 @@
       <w:r>
         <w:t xml:space="preserve"> </w:t>
       </w:r>
-      <w:hyperlink r:id="rId22">
+      <w:hyperlink r:id="rId25">
         <w:r>
           <w:rPr>
             <w:rStyle w:val="Hyperlink"/>
@@ -2314,9 +2398,9 @@
         </w:r>
       </w:hyperlink>
     </w:p>
-    <w:bookmarkEnd w:id="29"/>
-    <w:bookmarkEnd w:id="30"/>
-    <w:bookmarkStart w:id="37" w:name="juegos-y-retos"/>
+    <w:bookmarkEnd w:id="35"/>
+    <w:bookmarkEnd w:id="36"/>
+    <w:bookmarkStart w:id="43" w:name="juegos-y-retos"/>
     <w:p>
       <w:pPr>
         <w:pStyle w:val="Heading1"/>
@@ -2380,7 +2464,7 @@
         </w:pict>
       </w:r>
     </w:p>
-    <w:bookmarkStart w:id="31" w:name="en-corto-2"/>
+    <w:bookmarkStart w:id="37" w:name="en-corto-2"/>
     <w:p>
       <w:pPr>
         <w:pStyle w:val="Heading2"/>
@@ -2404,8 +2488,8 @@
         </w:pict>
       </w:r>
     </w:p>
-    <w:bookmarkEnd w:id="31"/>
-    <w:bookmarkStart w:id="32" w:name="el-fail-de-dani-el-ya-estoy-leyendo"/>
+    <w:bookmarkEnd w:id="37"/>
+    <w:bookmarkStart w:id="38" w:name="el-fail-de-dani-el-ya-estoy-leyendo"/>
     <w:p>
       <w:pPr>
         <w:pStyle w:val="Heading2"/>
@@ -2578,8 +2662,8 @@
         </w:pict>
       </w:r>
     </w:p>
-    <w:bookmarkEnd w:id="32"/>
-    <w:bookmarkStart w:id="33" w:name="reto-mental"/>
+    <w:bookmarkEnd w:id="38"/>
+    <w:bookmarkStart w:id="39" w:name="reto-mental"/>
     <w:p>
       <w:pPr>
         <w:pStyle w:val="Heading2"/>
@@ -2768,8 +2852,8 @@
         </w:pict>
       </w:r>
     </w:p>
-    <w:bookmarkEnd w:id="33"/>
-    <w:bookmarkStart w:id="34" w:name="práctica-el-parafraseo-en-cadena-grupal"/>
+    <w:bookmarkEnd w:id="39"/>
+    <w:bookmarkStart w:id="40" w:name="práctica-el-parafraseo-en-cadena-grupal"/>
     <w:p>
       <w:pPr>
         <w:pStyle w:val="Heading2"/>
@@ -2878,8 +2962,8 @@
         </w:pict>
       </w:r>
     </w:p>
-    <w:bookmarkEnd w:id="34"/>
-    <w:bookmarkStart w:id="35" w:name="logros-de-la-unidad"/>
+    <w:bookmarkEnd w:id="40"/>
+    <w:bookmarkStart w:id="41" w:name="logros-de-la-unidad"/>
     <w:p>
       <w:pPr>
         <w:pStyle w:val="Heading2"/>
@@ -3036,8 +3120,8 @@
         </w:pict>
       </w:r>
     </w:p>
-    <w:bookmarkEnd w:id="35"/>
-    <w:bookmarkStart w:id="36" w:name="poscréditos"/>
+    <w:bookmarkEnd w:id="41"/>
+    <w:bookmarkStart w:id="42" w:name="poscréditos"/>
     <w:p>
       <w:pPr>
         <w:pStyle w:val="Heading2"/>
@@ -3147,7 +3231,7 @@
       <w:r>
         <w:t xml:space="preserve"> </w:t>
       </w:r>
-      <w:hyperlink r:id="rId22">
+      <w:hyperlink r:id="rId25">
         <w:r>
           <w:rPr>
             <w:rStyle w:val="Hyperlink"/>
@@ -3201,7 +3285,7 @@
       <w:r>
         <w:t xml:space="preserve"> </w:t>
       </w:r>
-      <w:hyperlink r:id="rId22">
+      <w:hyperlink r:id="rId25">
         <w:r>
           <w:rPr>
             <w:rStyle w:val="Hyperlink"/>
@@ -3210,8 +3294,8 @@
         </w:r>
       </w:hyperlink>
     </w:p>
-    <w:bookmarkEnd w:id="36"/>
-    <w:bookmarkEnd w:id="37"/>
+    <w:bookmarkEnd w:id="42"/>
+    <w:bookmarkEnd w:id="43"/>
     <w:sectPr>
       <w:footnotePr>
         <w:numRestart w:val="eachSect"/>
